--- a/fuentes/21720197_CF02_CFA.docx
+++ b/fuentes/21720197_CF02_CFA.docx
@@ -1350,7 +1350,7 @@
           <w:noProof/>
         </w:rPr>
         <w:drawing>
-          <wp:inline distT="0" distB="0" distL="0" distR="0" wp14:anchorId="129E6D96" wp14:editId="638141A8">
+          <wp:inline distT="0" distB="0" distL="0" distR="0" wp14:anchorId="129E6D96" wp14:editId="7829421D">
             <wp:extent cx="4680000" cy="2632500"/>
             <wp:effectExtent l="0" t="0" r="6350" b="0"/>
             <wp:docPr id="1" name="Imagen 1">
@@ -2285,7 +2285,15 @@
         <w:t>):</w:t>
       </w:r>
       <w:r>
-        <w:t xml:space="preserve"> es una regla de oro e inquebrantable en la administración de bases de datos: jamás se ejecuta un procedimiento de reparación sin antes haber generado una copia de seguridad física del archivo .accdb (formato de base de datos de Access). Si el proceso de compactación se interrumpe por un corte de energía, el archivo original puede corromperse de manera irreversible (Hernández &amp; Silva, 2023).</w:t>
+        <w:t xml:space="preserve"> es una regla de oro e inquebrantable en la administración de bases de datos: jamás se ejecuta un procedimiento de reparación sin antes haber generado una copia de seguridad física del archivo .</w:t>
+      </w:r>
+      <w:proofErr w:type="spellStart"/>
+      <w:r>
+        <w:t>accdb</w:t>
+      </w:r>
+      <w:proofErr w:type="spellEnd"/>
+      <w:r>
+        <w:t xml:space="preserve"> (formato de base de datos de Access). Si el proceso de compactación se interrumpe por un corte de energía, el archivo original puede corromperse de manera irreversible (Hernández &amp; Silva, 2023).</w:t>
       </w:r>
     </w:p>
     <w:p>
@@ -2368,7 +2376,15 @@
         <w:t xml:space="preserve">Automatización de ajustes (mantenimiento preventivo): </w:t>
       </w:r>
       <w:r>
-        <w:t>un administrador eficiente no espera a que el archivo presente fallas. Como parte del ajuste continuo, se debe configurar la base de datos para que ejecute la opción "compactar al cerrar". Esta técnica asegura que cada vez que el último usuario cierre la aplicación, el sistema se auto-depure, garantizando que al día siguiente la base de datos amanezca optimizada para su uso continuo.</w:t>
+        <w:t xml:space="preserve">un administrador eficiente no espera a que el archivo presente fallas. Como parte del ajuste continuo, se debe configurar la base de datos para que ejecute la opción "compactar al cerrar". Esta técnica asegura que cada vez que el último usuario cierre la aplicación, el sistema se </w:t>
+      </w:r>
+      <w:proofErr w:type="spellStart"/>
+      <w:r>
+        <w:t>auto-depure</w:t>
+      </w:r>
+      <w:proofErr w:type="spellEnd"/>
+      <w:r>
+        <w:t>, garantizando que al día siguiente la base de datos amanezca optimizada para su uso continuo.</w:t>
       </w:r>
     </w:p>
     <w:p>
@@ -2618,7 +2634,15 @@
     </w:p>
     <w:p>
       <w:r>
-        <w:t>La seguridad en Microsoft Access se define como la implementación de un conjunto de barreras lógicas, arquitectónicas y criptográficas diseñadas para salvaguardar la confidencialidad, integridad y disponibilidad de los datos. A diferencia de los grandes motores de bases de datos basados en servidores (como SQL Server o un entorno de Oracle), Microsoft Access opera nativamente como una base de datos basada en archivos, lo que significa que, por defecto, cualquier usuario con acceso al archivo físico .accdb podría copiarlo, abrirlo y leer su contenido. Por lo tanto, las técnicas de seguridad en este entorno exigen una configuración multicapa.</w:t>
+        <w:t>La seguridad en Microsoft Access se define como la implementación de un conjunto de barreras lógicas, arquitectónicas y criptográficas diseñadas para salvaguardar la confidencialidad, integridad y disponibilidad de los datos. A diferencia de los grandes motores de bases de datos basados en servidores (como SQL Server o un entorno de Oracle), Microsoft Access opera nativamente como una base de datos basada en archivos, lo que significa que, por defecto, cualquier usuario con acceso al archivo físico .</w:t>
+      </w:r>
+      <w:proofErr w:type="spellStart"/>
+      <w:r>
+        <w:t>accdb</w:t>
+      </w:r>
+      <w:proofErr w:type="spellEnd"/>
+      <w:r>
+        <w:t xml:space="preserve"> podría copiarlo, abrirlo y leer su contenido. Por lo tanto, las técnicas de seguridad en este entorno exigen una configuración multicapa.</w:t>
       </w:r>
       <w:r>
         <w:tab/>
@@ -2931,7 +2955,7 @@
           <w:b/>
           <w:bCs/>
         </w:rPr>
-        <w:t>Front</w:t>
+        <w:t>f</w:t>
       </w:r>
       <w:r>
         <w:rPr>
@@ -2939,6 +2963,14 @@
           <w:b/>
           <w:bCs/>
         </w:rPr>
+        <w:t>ront</w:t>
+      </w:r>
+      <w:r>
+        <w:rPr>
+          <w:rStyle w:val="Extranjerismo"/>
+          <w:b/>
+          <w:bCs/>
+        </w:rPr>
         <w:t>-</w:t>
       </w:r>
       <w:r>
@@ -2947,7 +2979,23 @@
           <w:b/>
           <w:bCs/>
         </w:rPr>
-        <w:t>end y Back</w:t>
+        <w:t xml:space="preserve">end y </w:t>
+      </w:r>
+      <w:r>
+        <w:rPr>
+          <w:rStyle w:val="Extranjerismo"/>
+          <w:b/>
+          <w:bCs/>
+        </w:rPr>
+        <w:t>b</w:t>
+      </w:r>
+      <w:r>
+        <w:rPr>
+          <w:rStyle w:val="Extranjerismo"/>
+          <w:b/>
+          <w:bCs/>
+        </w:rPr>
+        <w:t>ack</w:t>
       </w:r>
       <w:r>
         <w:rPr>
@@ -3000,7 +3048,31 @@
           <w:b/>
           <w:bCs/>
         </w:rPr>
-        <w:t>Back end</w:t>
+        <w:t>b</w:t>
+      </w:r>
+      <w:r>
+        <w:rPr>
+          <w:rStyle w:val="Extranjerismo"/>
+          <w:b/>
+          <w:bCs/>
+        </w:rPr>
+        <w:t>ack</w:t>
+      </w:r>
+      <w:r>
+        <w:rPr>
+          <w:rStyle w:val="Extranjerismo"/>
+          <w:b/>
+          <w:bCs/>
+        </w:rPr>
+        <w:t>-</w:t>
+      </w:r>
+      <w:r>
+        <w:rPr>
+          <w:rStyle w:val="Extranjerismo"/>
+          <w:b/>
+          <w:bCs/>
+        </w:rPr>
+        <w:t>end</w:t>
       </w:r>
       <w:r>
         <w:rPr>
@@ -3015,7 +3087,7 @@
           <w:b/>
           <w:bCs/>
         </w:rPr>
-        <w:t>back - end</w:t>
+        <w:t>back-end</w:t>
       </w:r>
       <w:r>
         <w:rPr>
@@ -3049,7 +3121,7 @@
           <w:b/>
           <w:bCs/>
         </w:rPr>
-        <w:t>Front</w:t>
+        <w:t>f</w:t>
       </w:r>
       <w:r>
         <w:rPr>
@@ -3057,6 +3129,14 @@
           <w:b/>
           <w:bCs/>
         </w:rPr>
+        <w:t>ront</w:t>
+      </w:r>
+      <w:r>
+        <w:rPr>
+          <w:rStyle w:val="Extranjerismo"/>
+          <w:b/>
+          <w:bCs/>
+        </w:rPr>
         <w:t>-</w:t>
       </w:r>
       <w:r>
@@ -3096,12 +3176,18 @@
         <w:rPr>
           <w:rStyle w:val="Extranjerismo"/>
         </w:rPr>
-        <w:t>Back</w:t>
+        <w:t>b</w:t>
       </w:r>
       <w:r>
         <w:rPr>
           <w:rStyle w:val="Extranjerismo"/>
         </w:rPr>
+        <w:t>ack</w:t>
+      </w:r>
+      <w:r>
+        <w:rPr>
+          <w:rStyle w:val="Extranjerismo"/>
+        </w:rPr>
         <w:t>-</w:t>
       </w:r>
       <w:r>
@@ -3122,12 +3208,18 @@
         <w:rPr>
           <w:rStyle w:val="Extranjerismo"/>
         </w:rPr>
-        <w:t>Front</w:t>
+        <w:t>f</w:t>
       </w:r>
       <w:r>
         <w:rPr>
           <w:rStyle w:val="Extranjerismo"/>
         </w:rPr>
+        <w:t>ront</w:t>
+      </w:r>
+      <w:r>
+        <w:rPr>
+          <w:rStyle w:val="Extranjerismo"/>
+        </w:rPr>
         <w:t>-</w:t>
       </w:r>
       <w:r>
@@ -3143,7 +3235,13 @@
         <w:rPr>
           <w:rStyle w:val="Extranjerismo"/>
         </w:rPr>
-        <w:t>Back</w:t>
+        <w:t>b</w:t>
+      </w:r>
+      <w:r>
+        <w:rPr>
+          <w:rStyle w:val="Extranjerismo"/>
+        </w:rPr>
+        <w:t>ack</w:t>
       </w:r>
       <w:r>
         <w:rPr>
@@ -3174,8 +3272,17 @@
           <w:b/>
           <w:bCs/>
         </w:rPr>
-        <w:t>Compilación del archivo a formato ejecutable (.accde</w:t>
-      </w:r>
+        <w:t>Compilación del archivo a formato ejecutable (.</w:t>
+      </w:r>
+      <w:proofErr w:type="spellStart"/>
+      <w:r>
+        <w:rPr>
+          <w:b/>
+          <w:bCs/>
+        </w:rPr>
+        <w:t>accde</w:t>
+      </w:r>
+      <w:proofErr w:type="spellEnd"/>
       <w:r>
         <w:t>)</w:t>
       </w:r>
@@ -3188,12 +3295,18 @@
         <w:rPr>
           <w:rStyle w:val="Extranjerismo"/>
         </w:rPr>
-        <w:t>Front</w:t>
+        <w:t>f</w:t>
       </w:r>
       <w:r>
         <w:rPr>
           <w:rStyle w:val="Extranjerismo"/>
         </w:rPr>
+        <w:t>ront</w:t>
+      </w:r>
+      <w:r>
+        <w:rPr>
+          <w:rStyle w:val="Extranjerismo"/>
+        </w:rPr>
         <w:t>-</w:t>
       </w:r>
       <w:r>
@@ -3229,12 +3342,18 @@
         <w:rPr>
           <w:rStyle w:val="Extranjerismo"/>
         </w:rPr>
-        <w:t>Front</w:t>
+        <w:t>f</w:t>
       </w:r>
       <w:r>
         <w:rPr>
           <w:rStyle w:val="Extranjerismo"/>
         </w:rPr>
+        <w:t>ront</w:t>
+      </w:r>
+      <w:r>
+        <w:rPr>
+          <w:rStyle w:val="Extranjerismo"/>
+        </w:rPr>
         <w:t>-</w:t>
       </w:r>
       <w:r>
@@ -3244,7 +3363,23 @@
         <w:t>end.</w:t>
       </w:r>
       <w:r>
-        <w:t xml:space="preserve"> Mediante la opción "Guardar y publicar", se transforma el archivo editable (con extensión .accdb) en un archivo ejecutable cerrado (con extensión .accde). Al realizar este proceso, el motor de Access compila todo el código fuente y bloquea permanentemente la Vista Diseño de formularios e informes. El usuario final solo podrá interactuar con las interfaces gráficas habilitadas, sin posibilidad alguna de alterar la estructura interna del </w:t>
+        <w:t xml:space="preserve"> Mediante la opción "Guardar y publicar", se transforma el archivo editable (con extensión .</w:t>
+      </w:r>
+      <w:proofErr w:type="spellStart"/>
+      <w:r>
+        <w:t>accdb</w:t>
+      </w:r>
+      <w:proofErr w:type="spellEnd"/>
+      <w:r>
+        <w:t>) en un archivo ejecutable cerrado (con extensión .</w:t>
+      </w:r>
+      <w:proofErr w:type="spellStart"/>
+      <w:r>
+        <w:t>accde</w:t>
+      </w:r>
+      <w:proofErr w:type="spellEnd"/>
+      <w:r>
+        <w:t xml:space="preserve">). Al realizar este proceso, el motor de Access compila todo el código fuente y bloquea permanentemente la Vista Diseño de formularios e informes. El usuario final solo podrá interactuar con las interfaces gráficas habilitadas, sin posibilidad alguna de alterar la estructura interna del </w:t>
       </w:r>
       <w:r>
         <w:rPr>
@@ -3276,13 +3411,23 @@
         <w:lastRenderedPageBreak/>
         <w:t>Ocultamiento de la interfaz de navegación y anulación de teclas de omisión (</w:t>
       </w:r>
+      <w:proofErr w:type="gramStart"/>
       <w:r>
         <w:rPr>
           <w:rStyle w:val="Extranjerismo"/>
           <w:b/>
           <w:bCs/>
         </w:rPr>
-        <w:t>bypass key)</w:t>
+        <w:t>bypass</w:t>
+      </w:r>
+      <w:proofErr w:type="gramEnd"/>
+      <w:r>
+        <w:rPr>
+          <w:rStyle w:val="Extranjerismo"/>
+          <w:b/>
+          <w:bCs/>
+        </w:rPr>
+        <w:t xml:space="preserve"> key)</w:t>
       </w:r>
     </w:p>
     <w:p>
@@ -3294,17 +3439,35 @@
       <w:r>
         <w:t>Adicionalmente, se debe aplicar un ajuste avanzado: deshabilitar la tecla Shift (</w:t>
       </w:r>
+      <w:proofErr w:type="gramStart"/>
       <w:r>
         <w:t>b</w:t>
       </w:r>
       <w:r>
-        <w:t xml:space="preserve">ypass </w:t>
-      </w:r>
+        <w:t>ypass</w:t>
+      </w:r>
+      <w:proofErr w:type="gramEnd"/>
+      <w:r>
+        <w:t xml:space="preserve"> </w:t>
+      </w:r>
+      <w:proofErr w:type="spellStart"/>
       <w:r>
         <w:t>k</w:t>
       </w:r>
       <w:r>
-        <w:t>ey). En Access, si un usuario mantiene presionada la tecla Shift mientras abre la base de datos, el sistema omite las opciones de inicio configuradas y muestra el panel completo. Mediante un breve código de programación o macros (macro AutoExec), el administrador debe anular esta función, forzando a todos los usuarios a interactuar exclusivamente a través de la interfaz visual diseñada y aprobada por el creador del sistema.</w:t>
+        <w:t>ey</w:t>
+      </w:r>
+      <w:proofErr w:type="spellEnd"/>
+      <w:r>
+        <w:t xml:space="preserve">). En Access, si un usuario mantiene presionada la tecla Shift mientras abre la base de datos, el sistema omite las opciones de inicio configuradas y muestra el panel completo. Mediante un breve código de programación o macros (macro </w:t>
+      </w:r>
+      <w:proofErr w:type="spellStart"/>
+      <w:r>
+        <w:t>AutoExec</w:t>
+      </w:r>
+      <w:proofErr w:type="spellEnd"/>
+      <w:r>
+        <w:t>), el administrador debe anular esta función, forzando a todos los usuarios a interactuar exclusivamente a través de la interfaz visual diseñada y aprobada por el creador del sistema.</w:t>
       </w:r>
     </w:p>
     <w:p>
@@ -3496,11 +3659,19 @@
             <w:r>
               <w:t xml:space="preserve"> Ocultamiento de la interfaz de navegación y anulación de teclas de omisión (</w:t>
             </w:r>
+            <w:proofErr w:type="gramStart"/>
             <w:r>
               <w:rPr>
                 <w:rStyle w:val="Extranjerismo"/>
               </w:rPr>
-              <w:t>bypass key</w:t>
+              <w:t>bypass</w:t>
+            </w:r>
+            <w:proofErr w:type="gramEnd"/>
+            <w:r>
+              <w:rPr>
+                <w:rStyle w:val="Extranjerismo"/>
+              </w:rPr>
+              <w:t xml:space="preserve"> key</w:t>
             </w:r>
             <w:r>
               <w:t>)</w:t>
@@ -3530,16 +3701,29 @@
           </w:p>
           <w:p>
             <w:r>
-              <w:t xml:space="preserve">Hombre: sin embargo, existe una vulnerabilidad que no podemos descuidar. En Access, si una persona mantiene presionada la tecla Shift mientras abre el archivo, el sistema omite nuestras configuraciones de inicio y muestra el panel completo. Es lo que conocemos como la </w:t>
+              <w:t xml:space="preserve">Hombre: sin embargo, existe una vulnerabilidad que no podemos descuidar. En Access, si una persona mantiene presionada la tecla Shift mientras abre el archivo, el sistema omite nuestras configuraciones de inicio y muestra el panel completo. Es lo que conocemos como </w:t>
+            </w:r>
+            <w:proofErr w:type="gramStart"/>
+            <w:r>
+              <w:t xml:space="preserve">la </w:t>
             </w:r>
             <w:r>
               <w:t>b</w:t>
             </w:r>
+            <w:proofErr w:type="spellStart"/>
             <w:r>
               <w:rPr>
                 <w:rStyle w:val="Extranjerismo"/>
               </w:rPr>
-              <w:t xml:space="preserve">ypass </w:t>
+              <w:t>ypass</w:t>
+            </w:r>
+            <w:proofErr w:type="spellEnd"/>
+            <w:proofErr w:type="gramEnd"/>
+            <w:r>
+              <w:rPr>
+                <w:rStyle w:val="Extranjerismo"/>
+              </w:rPr>
+              <w:t xml:space="preserve"> </w:t>
             </w:r>
             <w:r>
               <w:rPr>
@@ -3560,7 +3744,15 @@
           <w:p>
             <w:r>
               <w:lastRenderedPageBreak/>
-              <w:t xml:space="preserve">Hombre: dejar esta puerta abierta es un riesgo innecesario. Por eso, mediante un breve código de programación o una macro AutoExec, debemos anular esta función de omisión de manera definitiva. </w:t>
+              <w:t xml:space="preserve">Hombre: dejar esta puerta abierta es un riesgo innecesario. Por eso, mediante un breve código de programación o una macro </w:t>
+            </w:r>
+            <w:proofErr w:type="spellStart"/>
+            <w:r>
+              <w:t>AutoExec</w:t>
+            </w:r>
+            <w:proofErr w:type="spellEnd"/>
+            <w:r>
+              <w:t xml:space="preserve">, debemos anular esta función de omisión de manera definitiva. </w:t>
             </w:r>
           </w:p>
           <w:p>
@@ -3637,7 +3829,15 @@
         <w:t>software</w:t>
       </w:r>
       <w:r>
-        <w:t>: mientras que las versiones antiguas de Access (formato .mdb) poseían un sistema de seguridad a nivel de usuario (</w:t>
+        <w:t>: mientras que las versiones antiguas de Access (formato .</w:t>
+      </w:r>
+      <w:proofErr w:type="spellStart"/>
+      <w:r>
+        <w:t>mdb</w:t>
+      </w:r>
+      <w:proofErr w:type="spellEnd"/>
+      <w:r>
+        <w:t>) poseían un sistema de seguridad a nivel de usuario (</w:t>
       </w:r>
       <w:r>
         <w:rPr>
@@ -3646,7 +3846,15 @@
         <w:t>Workgroup Security</w:t>
       </w:r>
       <w:r>
-        <w:t xml:space="preserve">), los formatos modernos (desde .accdb) eliminaron esta característica nativa. Por consiguiente, el administrador actual debe construir esta arquitectura de permisos de manera lógica, utilizando programación en </w:t>
+        <w:t>), los formatos modernos (desde .</w:t>
+      </w:r>
+      <w:proofErr w:type="spellStart"/>
+      <w:r>
+        <w:t>accdb</w:t>
+      </w:r>
+      <w:proofErr w:type="spellEnd"/>
+      <w:r>
+        <w:t xml:space="preserve">) eliminaron esta característica nativa. Por consiguiente, el administrador actual debe construir esta arquitectura de permisos de manera lógica, utilizando programación en </w:t>
       </w:r>
       <w:r>
         <w:rPr>
@@ -3661,7 +3869,25 @@
         <w:rPr>
           <w:rStyle w:val="Extranjerismo"/>
         </w:rPr>
-        <w:t>Back end</w:t>
+        <w:t>b</w:t>
+      </w:r>
+      <w:r>
+        <w:rPr>
+          <w:rStyle w:val="Extranjerismo"/>
+        </w:rPr>
+        <w:t>ack</w:t>
+      </w:r>
+      <w:r>
+        <w:rPr>
+          <w:rStyle w:val="Extranjerismo"/>
+        </w:rPr>
+        <w:t>-</w:t>
+      </w:r>
+      <w:r>
+        <w:rPr>
+          <w:rStyle w:val="Extranjerismo"/>
+        </w:rPr>
+        <w:t>end</w:t>
       </w:r>
       <w:r>
         <w:t>) a un servidor robusto como Microsoft SQL Server, heredando así la seguridad del servidor.</w:t>
@@ -4577,7 +4803,15 @@
     </w:p>
     <w:p>
       <w:r>
-        <w:t>La implementación de estos niveles de acceso en un archivo moderno de Access (formato .accdb) requiere que el administrador domine un proceso lógico secuencial, integrando el diseño de tablas, la creación de formularios y la lógica de programación.</w:t>
+        <w:t>La implementación de estos niveles de acceso en un archivo moderno de Access (formato .</w:t>
+      </w:r>
+      <w:proofErr w:type="spellStart"/>
+      <w:r>
+        <w:t>accdb</w:t>
+      </w:r>
+      <w:proofErr w:type="spellEnd"/>
+      <w:r>
+        <w:t>) requiere que el administrador domine un proceso lógico secuencial, integrando el diseño de tablas, la creación de formularios y la lógica de programación.</w:t>
       </w:r>
     </w:p>
     <w:p>
@@ -4608,21 +4842,49 @@
         <w:rPr>
           <w:rStyle w:val="Extranjerismo"/>
         </w:rPr>
-        <w:t>Back end</w:t>
+        <w:t>b</w:t>
+      </w:r>
+      <w:r>
+        <w:rPr>
+          <w:rStyle w:val="Extranjerismo"/>
+        </w:rPr>
+        <w:t>ack</w:t>
+      </w:r>
+      <w:r>
+        <w:rPr>
+          <w:rStyle w:val="Extranjerismo"/>
+        </w:rPr>
+        <w:t>-</w:t>
+      </w:r>
+      <w:r>
+        <w:rPr>
+          <w:rStyle w:val="Extranjerismo"/>
+        </w:rPr>
+        <w:t>end</w:t>
       </w:r>
       <w:r>
         <w:t xml:space="preserve"> denominada </w:t>
       </w:r>
-      <w:r>
-        <w:rPr>
-          <w:b/>
-          <w:bCs/>
-        </w:rPr>
-        <w:t>tblUsuarios.</w:t>
+      <w:proofErr w:type="spellStart"/>
+      <w:r>
+        <w:rPr>
+          <w:b/>
+          <w:bCs/>
+        </w:rPr>
+        <w:t>tblUsuarios</w:t>
+      </w:r>
+      <w:proofErr w:type="spellEnd"/>
+      <w:r>
+        <w:rPr>
+          <w:b/>
+          <w:bCs/>
+        </w:rPr>
+        <w:t>.</w:t>
       </w:r>
       <w:r>
         <w:t xml:space="preserve"> Esta tabla no debe ser accesible desde los menús de navegación convencionales. Debe contener campos esenciales como: </w:t>
       </w:r>
+      <w:proofErr w:type="spellStart"/>
       <w:r>
         <w:rPr>
           <w:b/>
@@ -4630,9 +4892,11 @@
         </w:rPr>
         <w:t>ID_Usuario</w:t>
       </w:r>
+      <w:proofErr w:type="spellEnd"/>
       <w:r>
         <w:t xml:space="preserve">, </w:t>
       </w:r>
+      <w:proofErr w:type="spellStart"/>
       <w:r>
         <w:rPr>
           <w:b/>
@@ -4640,9 +4904,11 @@
         </w:rPr>
         <w:t>NombreCompleto</w:t>
       </w:r>
+      <w:proofErr w:type="spellEnd"/>
       <w:r>
         <w:t xml:space="preserve">, </w:t>
       </w:r>
+      <w:proofErr w:type="spellStart"/>
       <w:r>
         <w:rPr>
           <w:b/>
@@ -4650,6 +4916,7 @@
         </w:rPr>
         <w:t>NombreUsuario</w:t>
       </w:r>
+      <w:proofErr w:type="spellEnd"/>
       <w:r>
         <w:t xml:space="preserve"> (</w:t>
       </w:r>
@@ -4662,6 +4929,7 @@
       <w:r>
         <w:t xml:space="preserve">), Contraseña (idealmente encriptada mediante una función hash en VBA, evitando el almacenamiento en texto plano) y un campo clave denominado </w:t>
       </w:r>
+      <w:proofErr w:type="spellStart"/>
       <w:r>
         <w:rPr>
           <w:b/>
@@ -4669,6 +4937,7 @@
         </w:rPr>
         <w:t>ID_Rol</w:t>
       </w:r>
+      <w:proofErr w:type="spellEnd"/>
       <w:r>
         <w:t>.</w:t>
       </w:r>
@@ -4677,12 +4946,14 @@
       <w:r>
         <w:t xml:space="preserve">De forma paralela, se debe crear la tabla </w:t>
       </w:r>
+      <w:proofErr w:type="spellStart"/>
       <w:r>
         <w:rPr>
           <w:rStyle w:val="Extranjerismo"/>
         </w:rPr>
         <w:t>tblRoles</w:t>
       </w:r>
+      <w:proofErr w:type="spellEnd"/>
       <w:r>
         <w:t xml:space="preserve"> (por ejemplo: 1 = Administrador, 2 = Digitador, 3 = Lector), la cual se relaciona directamente con la tabla de usuarios, permitiendo la gestión estructurada de los niveles de acceso dentro del sistema.</w:t>
       </w:r>
@@ -5145,6 +5416,7 @@
         </w:rPr>
         <w:t xml:space="preserve">Diseño del formulario de </w:t>
       </w:r>
+      <w:proofErr w:type="spellStart"/>
       <w:r>
         <w:rPr>
           <w:rStyle w:val="Extranjerismo"/>
@@ -5153,6 +5425,7 @@
         </w:rPr>
         <w:t>autenticación</w:t>
       </w:r>
+      <w:proofErr w:type="spellEnd"/>
       <w:r>
         <w:rPr>
           <w:b/>
@@ -5180,12 +5453,14 @@
       <w:r>
         <w:t>El administrador debe diseñar un formulario de inicio de sesión que actúe como la única puerta de entrada al sistema. Este formulario (</w:t>
       </w:r>
+      <w:proofErr w:type="spellStart"/>
       <w:r>
         <w:rPr>
           <w:rStyle w:val="Extranjerismo"/>
         </w:rPr>
         <w:t>frmLogin</w:t>
       </w:r>
+      <w:proofErr w:type="spellEnd"/>
       <w:r>
         <w:t xml:space="preserve">) debe estar configurado como emergente y modal (propiedades </w:t>
       </w:r>
@@ -5478,7 +5753,27 @@
         <w:t>Figura 5.</w:t>
       </w:r>
       <w:r>
-        <w:t xml:space="preserve"> Diseño del formulario de autenticación (Login)</w:t>
+        <w:t xml:space="preserve"> Diseño del formulario de </w:t>
+      </w:r>
+      <w:proofErr w:type="spellStart"/>
+      <w:r>
+        <w:rPr>
+          <w:rStyle w:val="Extranjerismo"/>
+        </w:rPr>
+        <w:t>autenticación</w:t>
+      </w:r>
+      <w:proofErr w:type="spellEnd"/>
+      <w:r>
+        <w:t xml:space="preserve"> (</w:t>
+      </w:r>
+      <w:r>
+        <w:rPr>
+          <w:rStyle w:val="Extranjerismo"/>
+        </w:rPr>
+        <w:t>Login</w:t>
+      </w:r>
+      <w:r>
+        <w:t>)</w:t>
       </w:r>
     </w:p>
     <w:p>
@@ -5580,6 +5875,7 @@
       <w:r>
         <w:t xml:space="preserve">. El administrador debe programar un evento Al hacer clic que ejecute una consulta de validación. El código VBA captura los datos ingresados y busca una coincidencia exacta en la </w:t>
       </w:r>
+      <w:proofErr w:type="spellStart"/>
       <w:r>
         <w:rPr>
           <w:b/>
@@ -5587,14 +5883,25 @@
         </w:rPr>
         <w:t>tblUsuarios</w:t>
       </w:r>
+      <w:proofErr w:type="spellEnd"/>
       <w:r>
         <w:t>. Si las credenciales son incorrectas, se emite una alerta y se deniega el acceso, llevando un contador de intentos fallidos.</w:t>
       </w:r>
     </w:p>
     <w:p>
       <w:r>
-        <w:t xml:space="preserve">Si las credenciales son válidas, el proceso no termina ahí; esta es la fase crítica. El código debe capturar en la memoria temporal del sistema (utilizando variables globales o campos ocultos en un formulario maestro) el ID_Rol del usuario que acaba de ingresar. Esta variable (ejemplo: </w:t>
-      </w:r>
+        <w:t xml:space="preserve">Si las credenciales son válidas, el proceso no termina ahí; esta es la fase crítica. El código debe capturar en la memoria temporal del sistema (utilizando variables globales o campos ocultos en un formulario maestro) el </w:t>
+      </w:r>
+      <w:proofErr w:type="spellStart"/>
+      <w:r>
+        <w:t>ID_Rol</w:t>
+      </w:r>
+      <w:proofErr w:type="spellEnd"/>
+      <w:r>
+        <w:t xml:space="preserve"> del usuario que acaba de ingresar. Esta variable (ejemplo: </w:t>
+      </w:r>
+      <w:proofErr w:type="spellStart"/>
+      <w:proofErr w:type="gramStart"/>
       <w:r>
         <w:rPr>
           <w:rStyle w:val="Extranjerismo"/>
@@ -5603,6 +5910,8 @@
         </w:rPr>
         <w:t>TempVars!RolUsuario</w:t>
       </w:r>
+      <w:proofErr w:type="spellEnd"/>
+      <w:proofErr w:type="gramEnd"/>
       <w:r>
         <w:rPr>
           <w:b/>
@@ -5683,12 +5992,23 @@
       <w:r>
         <w:t xml:space="preserve">Si el rol almacenado corresponde a “Lector”, el código instruye automáticamente al formulario para modificar sus propiedades: </w:t>
       </w:r>
-      <w:r>
-        <w:rPr>
-          <w:b/>
-          <w:bCs/>
-        </w:rPr>
-        <w:t>Me.AllowEdits =</w:t>
+      <w:proofErr w:type="spellStart"/>
+      <w:proofErr w:type="gramStart"/>
+      <w:r>
+        <w:rPr>
+          <w:b/>
+          <w:bCs/>
+        </w:rPr>
+        <w:t>Me.AllowEdits</w:t>
+      </w:r>
+      <w:proofErr w:type="spellEnd"/>
+      <w:proofErr w:type="gramEnd"/>
+      <w:r>
+        <w:rPr>
+          <w:b/>
+          <w:bCs/>
+        </w:rPr>
+        <w:t xml:space="preserve"> =</w:t>
       </w:r>
       <w:r>
         <w:t xml:space="preserve"> </w:t>
@@ -5704,12 +6024,23 @@
       <w:r>
         <w:t xml:space="preserve"> (impide editar), </w:t>
       </w:r>
-      <w:r>
-        <w:rPr>
-          <w:b/>
-          <w:bCs/>
-        </w:rPr>
-        <w:t xml:space="preserve">Me.AllowDeletions = </w:t>
+      <w:proofErr w:type="spellStart"/>
+      <w:proofErr w:type="gramStart"/>
+      <w:r>
+        <w:rPr>
+          <w:b/>
+          <w:bCs/>
+        </w:rPr>
+        <w:t>Me.AllowDeletions</w:t>
+      </w:r>
+      <w:proofErr w:type="spellEnd"/>
+      <w:proofErr w:type="gramEnd"/>
+      <w:r>
+        <w:rPr>
+          <w:b/>
+          <w:bCs/>
+        </w:rPr>
+        <w:t xml:space="preserve"> = </w:t>
       </w:r>
       <w:r>
         <w:rPr>
@@ -5722,12 +6053,23 @@
       <w:r>
         <w:t xml:space="preserve"> (impide eliminar) y </w:t>
       </w:r>
-      <w:r>
-        <w:rPr>
-          <w:b/>
-          <w:bCs/>
-        </w:rPr>
-        <w:t xml:space="preserve">Me.AllowAdditions = </w:t>
+      <w:proofErr w:type="spellStart"/>
+      <w:proofErr w:type="gramStart"/>
+      <w:r>
+        <w:rPr>
+          <w:b/>
+          <w:bCs/>
+        </w:rPr>
+        <w:t>Me.AllowAdditions</w:t>
+      </w:r>
+      <w:proofErr w:type="spellEnd"/>
+      <w:proofErr w:type="gramEnd"/>
+      <w:r>
+        <w:rPr>
+          <w:b/>
+          <w:bCs/>
+        </w:rPr>
+        <w:t xml:space="preserve"> = </w:t>
       </w:r>
       <w:r>
         <w:rPr>
@@ -5740,12 +6082,21 @@
       <w:r>
         <w:t xml:space="preserve"> (impide agregar). Asimismo, es posible ocultar controles específicos, por ejemplo: </w:t>
       </w:r>
-      <w:r>
-        <w:rPr>
-          <w:b/>
-          <w:bCs/>
-        </w:rPr>
-        <w:t xml:space="preserve">cmdEliminar.Visible = </w:t>
+      <w:proofErr w:type="spellStart"/>
+      <w:r>
+        <w:rPr>
+          <w:b/>
+          <w:bCs/>
+        </w:rPr>
+        <w:t>cmdEliminar.Visible</w:t>
+      </w:r>
+      <w:proofErr w:type="spellEnd"/>
+      <w:r>
+        <w:rPr>
+          <w:b/>
+          <w:bCs/>
+        </w:rPr>
+        <w:t xml:space="preserve"> = </w:t>
       </w:r>
       <w:r>
         <w:rPr>
@@ -6093,21 +6444,49 @@
           <w:noProof/>
           <w:lang w:eastAsia="es-CO"/>
         </w:rPr>
-        <w:t>El recorrido por la administración de bases de datos en Microsoft Access representa una transición fundamental: el aprendiz evoluciona de ser un simple consumidor de interfaces a convertirse en el arquitecto y custodio de la información. A lo largo de este documento, se ha evidenciado que la integridad de los datos no es un estado natural, sino el resultado de la aplicación sistemática de tres pilares interconectados: el mantenimiento físico, el blindaje arquitectónico y el control lógico de accesos. El mantenimiento, mediante herramientas de compactación y reparación, asegura la viabilidad técnica y el rendimiento del archivo frente al uso continuo. La seguridad, expresada en el cifrado y la división de la base de datos (Front</w:t>
+        <w:t>El recorrido por la administración de bases de datos en Microsoft Access representa una transición fundamental: el aprendiz evoluciona de ser un simple consumidor de interfaces a convertirse en el arquitecto y custodio de la información. A lo largo de este documento, se ha evidenciado que la integridad de los datos no es un estado natural, sino el resultado de la aplicación sistemática de tres pilares interconectados: el mantenimiento físico, el blindaje arquitectónico y el control lógico de accesos. El mantenimiento, mediante herramientas de compactación y reparación, asegura la viabilidad técnica y el rendimiento del archivo frente al uso continuo. La seguridad, expresada en el cifrado y la división de la base de datos (</w:t>
       </w:r>
       <w:r>
         <w:rPr>
           <w:noProof/>
           <w:lang w:eastAsia="es-CO"/>
         </w:rPr>
-        <w:t>-</w:t>
+        <w:t>f</w:t>
       </w:r>
       <w:r>
         <w:rPr>
           <w:noProof/>
           <w:lang w:eastAsia="es-CO"/>
         </w:rPr>
-        <w:t>end / Back</w:t>
+        <w:t>ront</w:t>
+      </w:r>
+      <w:r>
+        <w:rPr>
+          <w:noProof/>
+          <w:lang w:eastAsia="es-CO"/>
+        </w:rPr>
+        <w:t>-</w:t>
+      </w:r>
+      <w:r>
+        <w:rPr>
+          <w:noProof/>
+          <w:lang w:eastAsia="es-CO"/>
+        </w:rPr>
+        <w:t xml:space="preserve">end / </w:t>
+      </w:r>
+      <w:r>
+        <w:rPr>
+          <w:noProof/>
+          <w:lang w:eastAsia="es-CO"/>
+        </w:rPr>
+        <w:t>b</w:t>
+      </w:r>
+      <w:r>
+        <w:rPr>
+          <w:noProof/>
+          <w:lang w:eastAsia="es-CO"/>
+        </w:rPr>
+        <w:t>ack</w:t>
       </w:r>
       <w:r>
         <w:rPr>
@@ -6241,7 +6620,21 @@
         <w:rPr>
           <w:b/>
         </w:rPr>
-        <w:t>Archivo ejecutable (.accde):</w:t>
+        <w:t>Archivo ejecutable (.</w:t>
+      </w:r>
+      <w:proofErr w:type="spellStart"/>
+      <w:r>
+        <w:rPr>
+          <w:b/>
+        </w:rPr>
+        <w:t>accde</w:t>
+      </w:r>
+      <w:proofErr w:type="spellEnd"/>
+      <w:r>
+        <w:rPr>
+          <w:b/>
+        </w:rPr>
+        <w:t>):</w:t>
       </w:r>
       <w:r>
         <w:rPr>
@@ -6262,7 +6655,23 @@
           <w:b/>
           <w:bCs/>
         </w:rPr>
-        <w:t>Back end</w:t>
+        <w:t>Back</w:t>
+      </w:r>
+      <w:r>
+        <w:rPr>
+          <w:rStyle w:val="Extranjerismo"/>
+          <w:b/>
+          <w:bCs/>
+        </w:rPr>
+        <w:t>-</w:t>
+      </w:r>
+      <w:r>
+        <w:rPr>
+          <w:rStyle w:val="Extranjerismo"/>
+          <w:b/>
+          <w:bCs/>
+        </w:rPr>
+        <w:t>end</w:t>
       </w:r>
       <w:r>
         <w:rPr>
@@ -6482,16 +6891,23 @@
         </w:rPr>
         <w:t xml:space="preserve"> archivo que contiene la interfaz de usuario (formularios, informes, consultas y código de programación) y que se conecta de manera remota a las tablas ubicadas en el </w:t>
       </w:r>
+      <w:proofErr w:type="gramStart"/>
       <w:r>
         <w:rPr>
           <w:rStyle w:val="Extranjerismo"/>
         </w:rPr>
-        <w:t>Back</w:t>
+        <w:t>b</w:t>
       </w:r>
       <w:r>
         <w:rPr>
           <w:rStyle w:val="Extranjerismo"/>
         </w:rPr>
+        <w:t>ack</w:t>
+      </w:r>
+      <w:r>
+        <w:rPr>
+          <w:rStyle w:val="Extranjerismo"/>
+        </w:rPr>
         <w:t>-</w:t>
       </w:r>
       <w:r>
@@ -6500,6 +6916,7 @@
         </w:rPr>
         <w:t>end</w:t>
       </w:r>
+      <w:proofErr w:type="gramEnd"/>
       <w:r>
         <w:rPr>
           <w:bCs/>
@@ -6549,7 +6966,21 @@
         <w:rPr>
           <w:b/>
         </w:rPr>
-        <w:t>Macro autoexec:</w:t>
+        <w:t xml:space="preserve">Macro </w:t>
+      </w:r>
+      <w:proofErr w:type="spellStart"/>
+      <w:r>
+        <w:rPr>
+          <w:b/>
+        </w:rPr>
+        <w:t>autoexec</w:t>
+      </w:r>
+      <w:proofErr w:type="spellEnd"/>
+      <w:r>
+        <w:rPr>
+          <w:b/>
+        </w:rPr>
+        <w:t>:</w:t>
       </w:r>
       <w:r>
         <w:rPr>
@@ -6688,7 +7119,21 @@
         <w:rPr>
           <w:b/>
         </w:rPr>
-        <w:t>Tabla de usuarios (tblUsuarios):</w:t>
+        <w:t>Tabla de usuarios (</w:t>
+      </w:r>
+      <w:proofErr w:type="spellStart"/>
+      <w:r>
+        <w:rPr>
+          <w:b/>
+        </w:rPr>
+        <w:t>tblUsuarios</w:t>
+      </w:r>
+      <w:proofErr w:type="spellEnd"/>
+      <w:r>
+        <w:rPr>
+          <w:b/>
+        </w:rPr>
+        <w:t>):</w:t>
       </w:r>
       <w:r>
         <w:rPr>
@@ -6761,7 +7206,15 @@
     </w:p>
     <w:p>
       <w:r>
-        <w:t>Castillo, J., &amp; Mendoza, L. (2021). Ciberseguridad en entornos educativos: protección de datos desde la gestión administrativa. TecnoSaberes.</w:t>
+        <w:t xml:space="preserve">Castillo, J., &amp; Mendoza, L. (2021). Ciberseguridad en entornos educativos: protección de datos desde la gestión administrativa. </w:t>
+      </w:r>
+      <w:proofErr w:type="spellStart"/>
+      <w:r>
+        <w:t>TecnoSaberes</w:t>
+      </w:r>
+      <w:proofErr w:type="spellEnd"/>
+      <w:r>
+        <w:t>.</w:t>
       </w:r>
     </w:p>
     <w:p>
@@ -6776,7 +7229,39 @@
     </w:p>
     <w:p>
       <w:r>
-        <w:t>Hernández, P., &amp; Silva, M. (2023). Mantenimiento y optimización de sistemas RDBMS en pequeñas y medianas empresas. Journal of Applied Database Management, 8(1), 112-128.</w:t>
+        <w:t xml:space="preserve">Hernández, P., &amp; Silva, M. (2023). Mantenimiento y optimización de sistemas RDBMS en pequeñas y medianas empresas. </w:t>
+      </w:r>
+      <w:proofErr w:type="spellStart"/>
+      <w:r>
+        <w:t>Journal</w:t>
+      </w:r>
+      <w:proofErr w:type="spellEnd"/>
+      <w:r>
+        <w:t xml:space="preserve"> </w:t>
+      </w:r>
+      <w:proofErr w:type="spellStart"/>
+      <w:r>
+        <w:t>of</w:t>
+      </w:r>
+      <w:proofErr w:type="spellEnd"/>
+      <w:r>
+        <w:t xml:space="preserve"> </w:t>
+      </w:r>
+      <w:proofErr w:type="spellStart"/>
+      <w:r>
+        <w:t>Applied</w:t>
+      </w:r>
+      <w:proofErr w:type="spellEnd"/>
+      <w:r>
+        <w:t xml:space="preserve"> </w:t>
+      </w:r>
+      <w:proofErr w:type="spellStart"/>
+      <w:r>
+        <w:t>Database</w:t>
+      </w:r>
+      <w:proofErr w:type="spellEnd"/>
+      <w:r>
+        <w:t xml:space="preserve"> Management, 8(1), 112-128.</w:t>
       </w:r>
     </w:p>
     <w:p>
@@ -6801,13 +7286,43 @@
     </w:p>
     <w:p>
       <w:r>
-        <w:t>Torres, A. (2020). Diseño de interfaces seguras con VBA en Microsoft Office. Publicaciones CodeMaster.</w:t>
+        <w:t xml:space="preserve">Torres, A. (2020). Diseño de interfaces seguras con VBA en Microsoft Office. Publicaciones </w:t>
+      </w:r>
+      <w:proofErr w:type="spellStart"/>
+      <w:r>
+        <w:t>CodeMaster</w:t>
+      </w:r>
+      <w:proofErr w:type="spellEnd"/>
+      <w:r>
+        <w:t>.</w:t>
       </w:r>
     </w:p>
     <w:p>
       <w:r>
         <w:lastRenderedPageBreak/>
-        <w:t>Valencia, H. (2023). Arquitectura front-end y back-end en aplicaciones locales: estrategias de división. Anales del Congreso Latinoamericano de Ingeniería de Software.</w:t>
+        <w:t xml:space="preserve">Valencia, H. (2023). Arquitectura </w:t>
+      </w:r>
+      <w:proofErr w:type="spellStart"/>
+      <w:r>
+        <w:t>front-end</w:t>
+      </w:r>
+      <w:proofErr w:type="spellEnd"/>
+      <w:r>
+        <w:t xml:space="preserve"> y back-</w:t>
+      </w:r>
+      <w:proofErr w:type="spellStart"/>
+      <w:r>
+        <w:t>end</w:t>
+      </w:r>
+      <w:proofErr w:type="spellEnd"/>
+      <w:r>
+        <w:t xml:space="preserve"> en aplicaciones locales: estrategias de división. Anales del Congreso Latinoamericano de Ingeniería de </w:t>
+      </w:r>
+      <w:r>
+        <w:rPr>
+          <w:rStyle w:val="Extranjerismo"/>
+        </w:rPr>
+        <w:t>Software.</w:t>
       </w:r>
     </w:p>
     <w:p>
@@ -7220,8 +7735,13 @@
                 <w:lang w:val="es-CO"/>
               </w:rPr>
             </w:pPr>
-            <w:r>
-              <w:t>Julian Fernando Vanegas Vega</w:t>
+            <w:proofErr w:type="spellStart"/>
+            <w:r>
+              <w:t>Julian</w:t>
+            </w:r>
+            <w:proofErr w:type="spellEnd"/>
+            <w:r>
+              <w:t xml:space="preserve"> Fernando Vanegas Vega</w:t>
             </w:r>
           </w:p>
         </w:tc>
@@ -7287,7 +7807,13 @@
               </w:rPr>
             </w:pPr>
             <w:r>
-              <w:t xml:space="preserve">Desarrollador </w:t>
+              <w:t>Desarrollador</w:t>
+            </w:r>
+            <w:r>
+              <w:t>a</w:t>
+            </w:r>
+            <w:r>
+              <w:t xml:space="preserve"> </w:t>
             </w:r>
             <w:r>
               <w:rPr>
@@ -7326,8 +7852,13 @@
             <w:pPr>
               <w:pStyle w:val="TextoTablas"/>
             </w:pPr>
-            <w:r>
-              <w:t>Maria Alejandra Vera Briceño</w:t>
+            <w:proofErr w:type="spellStart"/>
+            <w:r>
+              <w:t>Maria</w:t>
+            </w:r>
+            <w:proofErr w:type="spellEnd"/>
+            <w:r>
+              <w:t xml:space="preserve"> Alejandra Vera Briceño</w:t>
             </w:r>
           </w:p>
         </w:tc>
@@ -7374,7 +7905,15 @@
               <w:pStyle w:val="TextoTablas"/>
             </w:pPr>
             <w:r>
-              <w:t>Yineth Ibette Gonzalez Quintero</w:t>
+              <w:t xml:space="preserve">Yineth Ibette </w:t>
+            </w:r>
+            <w:proofErr w:type="spellStart"/>
+            <w:r>
+              <w:t>Gonzalez</w:t>
+            </w:r>
+            <w:proofErr w:type="spellEnd"/>
+            <w:r>
+              <w:t xml:space="preserve"> Quintero</w:t>
             </w:r>
           </w:p>
         </w:tc>
@@ -10505,6 +11044,19 @@
 </file>
 
 <file path=customXml/item1.xml><?xml version="1.0" encoding="utf-8"?>
+<?mso-contentType ?>
+<FormTemplates xmlns="http://schemas.microsoft.com/sharepoint/v3/contenttype/forms">
+  <Display>DocumentLibraryForm</Display>
+  <Edit>DocumentLibraryForm</Edit>
+  <New>DocumentLibraryForm</New>
+</FormTemplates>
+</file>
+
+<file path=customXml/item2.xml><?xml version="1.0" encoding="utf-8"?>
+<b:Sources xmlns:b="http://schemas.openxmlformats.org/officeDocument/2006/bibliography" xmlns="http://schemas.openxmlformats.org/officeDocument/2006/bibliography" SelectedStyle="\APASixthEditionOfficeOnline.xsl" StyleName="APA" Version="6"/>
+</file>
+
+<file path=customXml/item3.xml><?xml version="1.0" encoding="utf-8"?>
 <ct:contentTypeSchema xmlns:ct="http://schemas.microsoft.com/office/2006/metadata/contentType" xmlns:ma="http://schemas.microsoft.com/office/2006/metadata/properties/metaAttributes" ct:_="" ma:_="" ma:contentTypeName="Documento" ma:contentTypeID="0x0101006A81D6BD42E8DF4C91013959704817E1" ma:contentTypeVersion="15" ma:contentTypeDescription="Crear nuevo documento." ma:contentTypeScope="" ma:versionID="bf4f72ffd194f0963ff564daca6869f7">
   <xsd:schema xmlns:xsd="http://www.w3.org/2001/XMLSchema" xmlns:xs="http://www.w3.org/2001/XMLSchema" xmlns:p="http://schemas.microsoft.com/office/2006/metadata/properties" xmlns:ns2="13c90a0b-73bc-4dc0-be5f-28d77b615beb" xmlns:ns3="13c93bba-48ce-428c-bfe5-88b42c19b028" targetNamespace="http://schemas.microsoft.com/office/2006/metadata/properties" ma:root="true" ma:fieldsID="8718d6f4873a5b1392a45044efa78385" ns2:_="" ns3:_="">
     <xsd:import namespace="13c90a0b-73bc-4dc0-be5f-28d77b615beb"/>
@@ -10739,19 +11291,6 @@
 </ct:contentTypeSchema>
 </file>
 
-<file path=customXml/item2.xml><?xml version="1.0" encoding="utf-8"?>
-<b:Sources xmlns:b="http://schemas.openxmlformats.org/officeDocument/2006/bibliography" xmlns="http://schemas.openxmlformats.org/officeDocument/2006/bibliography" SelectedStyle="\APASixthEditionOfficeOnline.xsl" StyleName="APA" Version="6"/>
-</file>
-
-<file path=customXml/item3.xml><?xml version="1.0" encoding="utf-8"?>
-<?mso-contentType ?>
-<FormTemplates xmlns="http://schemas.microsoft.com/sharepoint/v3/contenttype/forms">
-  <Display>DocumentLibraryForm</Display>
-  <Edit>DocumentLibraryForm</Edit>
-  <New>DocumentLibraryForm</New>
-</FormTemplates>
-</file>
-
 <file path=customXml/item4.xml><?xml version="1.0" encoding="utf-8"?>
 <p:properties xmlns:p="http://schemas.microsoft.com/office/2006/metadata/properties" xmlns:xsi="http://www.w3.org/2001/XMLSchema-instance" xmlns:pc="http://schemas.microsoft.com/office/infopath/2007/PartnerControls">
   <documentManagement>
@@ -10764,6 +11303,22 @@
 </file>
 
 <file path=customXml/itemProps1.xml><?xml version="1.0" encoding="utf-8"?>
+<ds:datastoreItem xmlns:ds="http://schemas.openxmlformats.org/officeDocument/2006/customXml" ds:itemID="{10663269-2064-4804-8290-36D4A57F5557}">
+  <ds:schemaRefs>
+    <ds:schemaRef ds:uri="http://schemas.microsoft.com/sharepoint/v3/contenttype/forms"/>
+  </ds:schemaRefs>
+</ds:datastoreItem>
+</file>
+
+<file path=customXml/itemProps2.xml><?xml version="1.0" encoding="utf-8"?>
+<ds:datastoreItem xmlns:ds="http://schemas.openxmlformats.org/officeDocument/2006/customXml" ds:itemID="{B4D642A5-15BF-431D-A277-04904FEE8B4E}">
+  <ds:schemaRefs>
+    <ds:schemaRef ds:uri="http://schemas.openxmlformats.org/officeDocument/2006/bibliography"/>
+  </ds:schemaRefs>
+</ds:datastoreItem>
+</file>
+
+<file path=customXml/itemProps3.xml><?xml version="1.0" encoding="utf-8"?>
 <ds:datastoreItem xmlns:ds="http://schemas.openxmlformats.org/officeDocument/2006/customXml" ds:itemID="{59065960-E0CA-4804-83B5-320CBCDCC160}">
   <ds:schemaRefs>
     <ds:schemaRef ds:uri="http://schemas.microsoft.com/office/2006/metadata/contentType"/>
@@ -10782,22 +11337,6 @@
 </ds:datastoreItem>
 </file>
 
-<file path=customXml/itemProps2.xml><?xml version="1.0" encoding="utf-8"?>
-<ds:datastoreItem xmlns:ds="http://schemas.openxmlformats.org/officeDocument/2006/customXml" ds:itemID="{B4D642A5-15BF-431D-A277-04904FEE8B4E}">
-  <ds:schemaRefs>
-    <ds:schemaRef ds:uri="http://schemas.openxmlformats.org/officeDocument/2006/bibliography"/>
-  </ds:schemaRefs>
-</ds:datastoreItem>
-</file>
-
-<file path=customXml/itemProps3.xml><?xml version="1.0" encoding="utf-8"?>
-<ds:datastoreItem xmlns:ds="http://schemas.openxmlformats.org/officeDocument/2006/customXml" ds:itemID="{10663269-2064-4804-8290-36D4A57F5557}">
-  <ds:schemaRefs>
-    <ds:schemaRef ds:uri="http://schemas.microsoft.com/sharepoint/v3/contenttype/forms"/>
-  </ds:schemaRefs>
-</ds:datastoreItem>
-</file>
-
 <file path=customXml/itemProps4.xml><?xml version="1.0" encoding="utf-8"?>
 <ds:datastoreItem xmlns:ds="http://schemas.openxmlformats.org/officeDocument/2006/customXml" ds:itemID="{1279454D-02BE-4A9C-A117-DCD1573E2608}">
   <ds:schemaRefs>
